--- a/mokdong3/2fin/word/md3s2_L7_test_exam.docx
+++ b/mokdong3/2fin/word/md3s2_L7_test_exam.docx
@@ -19,10 +19,10 @@
     </w:p>
     <w:p>
       <w:pPr>
-        <w:spacing w:after="80"/>
         <w:pBdr>
           <w:bottom w:val="single" w:sz="8" w:space="2" w:color="1F3864"/>
         </w:pBdr>
+        <w:spacing w:after="80"/>
       </w:pPr>
       <w:r>
         <w:rPr>
@@ -75,13 +75,13 @@
     </w:p>
     <w:p>
       <w:pPr>
-        <w:spacing w:after="60"/>
         <w:pBdr>
           <w:top w:val="single" w:sz="4" w:space="3" w:color="9AA9C2"/>
           <w:left w:val="single" w:sz="4" w:space="3" w:color="9AA9C2"/>
           <w:bottom w:val="single" w:sz="4" w:space="3" w:color="9AA9C2"/>
           <w:right w:val="single" w:sz="4" w:space="3" w:color="9AA9C2"/>
         </w:pBdr>
+        <w:spacing w:after="60"/>
         <w:ind w:left="57" w:right="57"/>
       </w:pPr>
       <w:r>
@@ -855,13 +855,13 @@
     </w:p>
     <w:p>
       <w:pPr>
-        <w:spacing w:after="60"/>
         <w:pBdr>
           <w:top w:val="single" w:sz="4" w:space="3" w:color="9AA9C2"/>
           <w:left w:val="single" w:sz="4" w:space="3" w:color="9AA9C2"/>
           <w:bottom w:val="single" w:sz="4" w:space="3" w:color="9AA9C2"/>
           <w:right w:val="single" w:sz="4" w:space="3" w:color="9AA9C2"/>
         </w:pBdr>
+        <w:spacing w:after="60"/>
         <w:ind w:left="57" w:right="57"/>
       </w:pPr>
       <w:r>
@@ -1299,8 +1299,6 @@
     </w:p>
     <w:p>
       <w:pPr>
-        <w:spacing w:after="30"/>
-        <w:ind w:left="57" w:right="57"/>
         <w:pBdr>
           <w:top w:val="single" w:sz="4" w:space="3" w:color="8DA2C4"/>
           <w:left w:val="single" w:sz="4" w:space="3" w:color="8DA2C4"/>
@@ -1308,6 +1306,8 @@
           <w:right w:val="single" w:sz="4" w:space="3" w:color="8DA2C4"/>
         </w:pBdr>
         <w:shd w:val="clear" w:color="auto" w:fill="F7F9FC"/>
+        <w:spacing w:after="30"/>
+        <w:ind w:left="57" w:right="57"/>
       </w:pPr>
       <w:r>
         <w:rPr>
@@ -1603,13 +1603,13 @@
     </w:p>
     <w:p>
       <w:pPr>
-        <w:spacing w:after="60"/>
         <w:pBdr>
           <w:top w:val="single" w:sz="4" w:space="3" w:color="9AA9C2"/>
           <w:left w:val="single" w:sz="4" w:space="3" w:color="9AA9C2"/>
           <w:bottom w:val="single" w:sz="4" w:space="3" w:color="9AA9C2"/>
           <w:right w:val="single" w:sz="4" w:space="3" w:color="9AA9C2"/>
         </w:pBdr>
+        <w:spacing w:after="60"/>
         <w:ind w:left="57" w:right="57"/>
       </w:pPr>
       <w:r>
@@ -1762,8 +1762,6 @@
     </w:p>
     <w:p>
       <w:pPr>
-        <w:spacing w:after="30"/>
-        <w:ind w:left="57" w:right="57"/>
         <w:pBdr>
           <w:top w:val="single" w:sz="4" w:space="3" w:color="8DA2C4"/>
           <w:left w:val="single" w:sz="4" w:space="3" w:color="8DA2C4"/>
@@ -1771,6 +1769,8 @@
           <w:right w:val="single" w:sz="4" w:space="3" w:color="8DA2C4"/>
         </w:pBdr>
         <w:shd w:val="clear" w:color="auto" w:fill="F7F9FC"/>
+        <w:spacing w:after="30"/>
+        <w:ind w:left="57" w:right="57"/>
       </w:pPr>
       <w:r>
         <w:rPr>
@@ -1892,8 +1892,6 @@
     </w:p>
     <w:p>
       <w:pPr>
-        <w:spacing w:after="30"/>
-        <w:ind w:left="57" w:right="57"/>
         <w:pBdr>
           <w:top w:val="single" w:sz="4" w:space="3" w:color="8DA2C4"/>
           <w:left w:val="single" w:sz="4" w:space="3" w:color="8DA2C4"/>
@@ -1901,6 +1899,8 @@
           <w:right w:val="single" w:sz="4" w:space="3" w:color="8DA2C4"/>
         </w:pBdr>
         <w:shd w:val="clear" w:color="auto" w:fill="F7F9FC"/>
+        <w:spacing w:after="30"/>
+        <w:ind w:left="57" w:right="57"/>
       </w:pPr>
       <w:r>
         <w:rPr>
@@ -2247,8 +2247,6 @@
     </w:p>
     <w:p>
       <w:pPr>
-        <w:spacing w:after="30"/>
-        <w:ind w:left="57" w:right="57"/>
         <w:pBdr>
           <w:top w:val="single" w:sz="4" w:space="3" w:color="8DA2C4"/>
           <w:left w:val="single" w:sz="4" w:space="3" w:color="8DA2C4"/>
@@ -2256,6 +2254,8 @@
           <w:right w:val="single" w:sz="4" w:space="3" w:color="8DA2C4"/>
         </w:pBdr>
         <w:shd w:val="clear" w:color="auto" w:fill="F7F9FC"/>
+        <w:spacing w:after="30"/>
+        <w:ind w:left="57" w:right="57"/>
       </w:pPr>
       <w:r>
         <w:rPr>
@@ -2563,8 +2563,6 @@
     </w:p>
     <w:p>
       <w:pPr>
-        <w:spacing w:after="30"/>
-        <w:ind w:left="57" w:right="57"/>
         <w:pBdr>
           <w:top w:val="single" w:sz="4" w:space="3" w:color="8DA2C4"/>
           <w:left w:val="single" w:sz="4" w:space="3" w:color="8DA2C4"/>
@@ -2572,6 +2570,8 @@
           <w:right w:val="single" w:sz="4" w:space="3" w:color="8DA2C4"/>
         </w:pBdr>
         <w:shd w:val="clear" w:color="auto" w:fill="F7F9FC"/>
+        <w:spacing w:after="30"/>
+        <w:ind w:left="57" w:right="57"/>
       </w:pPr>
       <w:r>
         <w:rPr>
@@ -2669,8 +2669,6 @@
     </w:p>
     <w:p>
       <w:pPr>
-        <w:spacing w:after="30"/>
-        <w:ind w:left="57" w:right="57"/>
         <w:pBdr>
           <w:top w:val="single" w:sz="4" w:space="3" w:color="8DA2C4"/>
           <w:left w:val="single" w:sz="4" w:space="3" w:color="8DA2C4"/>
@@ -2678,6 +2676,8 @@
           <w:right w:val="single" w:sz="4" w:space="3" w:color="8DA2C4"/>
         </w:pBdr>
         <w:shd w:val="clear" w:color="auto" w:fill="F7F9FC"/>
+        <w:spacing w:after="30"/>
+        <w:ind w:left="57" w:right="57"/>
       </w:pPr>
       <w:r>
         <w:rPr>
@@ -2818,8 +2818,8 @@
           <w:type w:val="continuous"/>
           <w:pgSz w:w="11906" w:h="16838"/>
           <w:pgMar w:top="680" w:right="794" w:bottom="624" w:left="794" w:header="720" w:footer="720" w:gutter="0"/>
+          <w:cols w:num="2" w:space="396" w:sep="1"/>
           <w:docGrid w:linePitch="360"/>
-          <w:cols w:num="2" w:space="396" w:sep="1"/>
         </w:sectPr>
       </w:pPr>
     </w:p>
@@ -3416,8 +3416,8 @@
     <w:sectPr>
       <w:pgSz w:w="11906" w:h="16838"/>
       <w:pgMar w:top="680" w:right="794" w:bottom="624" w:left="794" w:header="720" w:footer="720" w:gutter="0"/>
+      <w:cols w:num="1" w:space="396"/>
       <w:docGrid w:linePitch="360"/>
-      <w:cols w:num="1" w:space="396"/>
     </w:sectPr>
   </w:body>
 </w:document>

--- a/mokdong3/2fin/word/md3s2_L7_test_exam.docx
+++ b/mokdong3/2fin/word/md3s2_L7_test_exam.docx
@@ -19,10 +19,10 @@
     </w:p>
     <w:p>
       <w:pPr>
+        <w:spacing w:after="80"/>
         <w:pBdr>
           <w:bottom w:val="single" w:sz="8" w:space="2" w:color="1F3864"/>
         </w:pBdr>
-        <w:spacing w:after="80"/>
       </w:pPr>
       <w:r>
         <w:rPr>
@@ -75,13 +75,13 @@
     </w:p>
     <w:p>
       <w:pPr>
+        <w:spacing w:after="60"/>
         <w:pBdr>
           <w:top w:val="single" w:sz="4" w:space="3" w:color="9AA9C2"/>
           <w:left w:val="single" w:sz="4" w:space="3" w:color="9AA9C2"/>
           <w:bottom w:val="single" w:sz="4" w:space="3" w:color="9AA9C2"/>
           <w:right w:val="single" w:sz="4" w:space="3" w:color="9AA9C2"/>
         </w:pBdr>
-        <w:spacing w:after="60"/>
         <w:ind w:left="57" w:right="57"/>
       </w:pPr>
       <w:r>
@@ -855,13 +855,13 @@
     </w:p>
     <w:p>
       <w:pPr>
+        <w:spacing w:after="60"/>
         <w:pBdr>
           <w:top w:val="single" w:sz="4" w:space="3" w:color="9AA9C2"/>
           <w:left w:val="single" w:sz="4" w:space="3" w:color="9AA9C2"/>
           <w:bottom w:val="single" w:sz="4" w:space="3" w:color="9AA9C2"/>
           <w:right w:val="single" w:sz="4" w:space="3" w:color="9AA9C2"/>
         </w:pBdr>
-        <w:spacing w:after="60"/>
         <w:ind w:left="57" w:right="57"/>
       </w:pPr>
       <w:r>
@@ -1299,6 +1299,8 @@
     </w:p>
     <w:p>
       <w:pPr>
+        <w:spacing w:after="30"/>
+        <w:ind w:left="57" w:right="57"/>
         <w:pBdr>
           <w:top w:val="single" w:sz="4" w:space="3" w:color="8DA2C4"/>
           <w:left w:val="single" w:sz="4" w:space="3" w:color="8DA2C4"/>
@@ -1306,8 +1308,6 @@
           <w:right w:val="single" w:sz="4" w:space="3" w:color="8DA2C4"/>
         </w:pBdr>
         <w:shd w:val="clear" w:color="auto" w:fill="F7F9FC"/>
-        <w:spacing w:after="30"/>
-        <w:ind w:left="57" w:right="57"/>
       </w:pPr>
       <w:r>
         <w:rPr>
@@ -1316,7 +1316,7 @@
           <w:sz w:val="20"/>
           <w:u w:val="none"/>
         </w:rPr>
-        <w:t>to say what will happen in the future, based on information you have now</w:t>
+        <w:t>v. to say that something is going to happen</w:t>
       </w:r>
     </w:p>
     <w:p>
@@ -1603,13 +1603,13 @@
     </w:p>
     <w:p>
       <w:pPr>
+        <w:spacing w:after="60"/>
         <w:pBdr>
           <w:top w:val="single" w:sz="4" w:space="3" w:color="9AA9C2"/>
           <w:left w:val="single" w:sz="4" w:space="3" w:color="9AA9C2"/>
           <w:bottom w:val="single" w:sz="4" w:space="3" w:color="9AA9C2"/>
           <w:right w:val="single" w:sz="4" w:space="3" w:color="9AA9C2"/>
         </w:pBdr>
-        <w:spacing w:after="60"/>
         <w:ind w:left="57" w:right="57"/>
       </w:pPr>
       <w:r>
@@ -1762,6 +1762,8 @@
     </w:p>
     <w:p>
       <w:pPr>
+        <w:spacing w:after="30"/>
+        <w:ind w:left="57" w:right="57"/>
         <w:pBdr>
           <w:top w:val="single" w:sz="4" w:space="3" w:color="8DA2C4"/>
           <w:left w:val="single" w:sz="4" w:space="3" w:color="8DA2C4"/>
@@ -1769,8 +1771,6 @@
           <w:right w:val="single" w:sz="4" w:space="3" w:color="8DA2C4"/>
         </w:pBdr>
         <w:shd w:val="clear" w:color="auto" w:fill="F7F9FC"/>
-        <w:spacing w:after="30"/>
-        <w:ind w:left="57" w:right="57"/>
       </w:pPr>
       <w:r>
         <w:rPr>
@@ -1892,6 +1892,8 @@
     </w:p>
     <w:p>
       <w:pPr>
+        <w:spacing w:after="30"/>
+        <w:ind w:left="57" w:right="57"/>
         <w:pBdr>
           <w:top w:val="single" w:sz="4" w:space="3" w:color="8DA2C4"/>
           <w:left w:val="single" w:sz="4" w:space="3" w:color="8DA2C4"/>
@@ -1899,8 +1901,6 @@
           <w:right w:val="single" w:sz="4" w:space="3" w:color="8DA2C4"/>
         </w:pBdr>
         <w:shd w:val="clear" w:color="auto" w:fill="F7F9FC"/>
-        <w:spacing w:after="30"/>
-        <w:ind w:left="57" w:right="57"/>
       </w:pPr>
       <w:r>
         <w:rPr>
@@ -2247,6 +2247,8 @@
     </w:p>
     <w:p>
       <w:pPr>
+        <w:spacing w:after="30"/>
+        <w:ind w:left="57" w:right="57"/>
         <w:pBdr>
           <w:top w:val="single" w:sz="4" w:space="3" w:color="8DA2C4"/>
           <w:left w:val="single" w:sz="4" w:space="3" w:color="8DA2C4"/>
@@ -2254,8 +2256,6 @@
           <w:right w:val="single" w:sz="4" w:space="3" w:color="8DA2C4"/>
         </w:pBdr>
         <w:shd w:val="clear" w:color="auto" w:fill="F7F9FC"/>
-        <w:spacing w:after="30"/>
-        <w:ind w:left="57" w:right="57"/>
       </w:pPr>
       <w:r>
         <w:rPr>
@@ -2563,6 +2563,8 @@
     </w:p>
     <w:p>
       <w:pPr>
+        <w:spacing w:after="30"/>
+        <w:ind w:left="57" w:right="57"/>
         <w:pBdr>
           <w:top w:val="single" w:sz="4" w:space="3" w:color="8DA2C4"/>
           <w:left w:val="single" w:sz="4" w:space="3" w:color="8DA2C4"/>
@@ -2570,8 +2572,6 @@
           <w:right w:val="single" w:sz="4" w:space="3" w:color="8DA2C4"/>
         </w:pBdr>
         <w:shd w:val="clear" w:color="auto" w:fill="F7F9FC"/>
-        <w:spacing w:after="30"/>
-        <w:ind w:left="57" w:right="57"/>
       </w:pPr>
       <w:r>
         <w:rPr>
@@ -2669,6 +2669,8 @@
     </w:p>
     <w:p>
       <w:pPr>
+        <w:spacing w:after="30"/>
+        <w:ind w:left="57" w:right="57"/>
         <w:pBdr>
           <w:top w:val="single" w:sz="4" w:space="3" w:color="8DA2C4"/>
           <w:left w:val="single" w:sz="4" w:space="3" w:color="8DA2C4"/>
@@ -2676,8 +2678,6 @@
           <w:right w:val="single" w:sz="4" w:space="3" w:color="8DA2C4"/>
         </w:pBdr>
         <w:shd w:val="clear" w:color="auto" w:fill="F7F9FC"/>
-        <w:spacing w:after="30"/>
-        <w:ind w:left="57" w:right="57"/>
       </w:pPr>
       <w:r>
         <w:rPr>
@@ -2818,8 +2818,8 @@
           <w:type w:val="continuous"/>
           <w:pgSz w:w="11906" w:h="16838"/>
           <w:pgMar w:top="680" w:right="794" w:bottom="624" w:left="794" w:header="720" w:footer="720" w:gutter="0"/>
+          <w:docGrid w:linePitch="360"/>
           <w:cols w:num="2" w:space="396" w:sep="1"/>
-          <w:docGrid w:linePitch="360"/>
         </w:sectPr>
       </w:pPr>
     </w:p>
@@ -3416,8 +3416,8 @@
     <w:sectPr>
       <w:pgSz w:w="11906" w:h="16838"/>
       <w:pgMar w:top="680" w:right="794" w:bottom="624" w:left="794" w:header="720" w:footer="720" w:gutter="0"/>
+      <w:docGrid w:linePitch="360"/>
       <w:cols w:num="1" w:space="396"/>
-      <w:docGrid w:linePitch="360"/>
     </w:sectPr>
   </w:body>
 </w:document>
